--- a/HTML_CSS/DataFiles/chapter01/your_turn2/dog_groomer_plan.docx
+++ b/HTML_CSS/DataFiles/chapter01/your_turn2/dog_groomer_plan.docx
@@ -1,6 +1,6 @@
 
 <file path=word/document.xml><?xml version="1.0" encoding="utf-8"?>
-<w:document xmlns:wpc="http://schemas.microsoft.com/office/word/2010/wordprocessingCanvas" xmlns:cx="http://schemas.microsoft.com/office/drawing/2014/chartex" xmlns:cx1="http://schemas.microsoft.com/office/drawing/2015/9/8/chartex" xmlns:cx2="http://schemas.microsoft.com/office/drawing/2015/10/21/chartex" xmlns:cx3="http://schemas.microsoft.com/office/drawing/2016/5/9/chartex" xmlns:cx4="http://schemas.microsoft.com/office/drawing/2016/5/10/chartex" xmlns:cx5="http://schemas.microsoft.com/office/drawing/2016/5/11/chartex" xmlns:cx6="http://schemas.microsoft.com/office/drawing/2016/5/12/chartex" xmlns:cx7="http://schemas.microsoft.com/office/drawing/2016/5/13/chartex" xmlns:cx8="http://schemas.microsoft.com/office/drawing/2016/5/14/chartex" xmlns:mc="http://schemas.openxmlformats.org/markup-compatibility/2006" xmlns:aink="http://schemas.microsoft.com/office/drawing/2016/ink" xmlns:am3d="http://schemas.microsoft.com/office/drawing/2017/model3d" xmlns:o="urn:schemas-microsoft-com:office:office" xmlns:r="http://schemas.openxmlformats.org/officeDocument/2006/relationships" xmlns:m="http://schemas.openxmlformats.org/officeDocument/2006/math" xmlns:v="urn:schemas-microsoft-com:vml" xmlns:wp14="http://schemas.microsoft.com/office/word/2010/wordprocessingDrawing" xmlns:wp="http://schemas.openxmlformats.org/drawingml/2006/wordprocessingDrawing" xmlns:w10="urn:schemas-microsoft-com:office:word" xmlns:w="http://schemas.openxmlformats.org/wordprocessingml/2006/main" xmlns:w14="http://schemas.microsoft.com/office/word/2010/wordml" xmlns:w15="http://schemas.microsoft.com/office/word/2012/wordml" xmlns:w16cid="http://schemas.microsoft.com/office/word/2016/wordml/cid" xmlns:w16se="http://schemas.microsoft.com/office/word/2015/wordml/symex" xmlns:wpg="http://schemas.microsoft.com/office/word/2010/wordprocessingGroup" xmlns:wpi="http://schemas.microsoft.com/office/word/2010/wordprocessingInk" xmlns:wne="http://schemas.microsoft.com/office/word/2006/wordml" xmlns:wps="http://schemas.microsoft.com/office/word/2010/wordprocessingShape" mc:Ignorable="w14 w15 w16se w16cid wp14">
+<w:document xmlns:wpc="http://schemas.microsoft.com/office/word/2010/wordprocessingCanvas" xmlns:cx="http://schemas.microsoft.com/office/drawing/2014/chartex" xmlns:cx1="http://schemas.microsoft.com/office/drawing/2015/9/8/chartex" xmlns:cx2="http://schemas.microsoft.com/office/drawing/2015/10/21/chartex" xmlns:cx3="http://schemas.microsoft.com/office/drawing/2016/5/9/chartex" xmlns:cx4="http://schemas.microsoft.com/office/drawing/2016/5/10/chartex" xmlns:cx5="http://schemas.microsoft.com/office/drawing/2016/5/11/chartex" xmlns:cx6="http://schemas.microsoft.com/office/drawing/2016/5/12/chartex" xmlns:cx7="http://schemas.microsoft.com/office/drawing/2016/5/13/chartex" xmlns:cx8="http://schemas.microsoft.com/office/drawing/2016/5/14/chartex" xmlns:mc="http://schemas.openxmlformats.org/markup-compatibility/2006" xmlns:aink="http://schemas.microsoft.com/office/drawing/2016/ink" xmlns:am3d="http://schemas.microsoft.com/office/drawing/2017/model3d" xmlns:o="urn:schemas-microsoft-com:office:office" xmlns:oel="http://schemas.microsoft.com/office/2019/extlst" xmlns:r="http://schemas.openxmlformats.org/officeDocument/2006/relationships" xmlns:m="http://schemas.openxmlformats.org/officeDocument/2006/math" xmlns:v="urn:schemas-microsoft-com:vml" xmlns:wp14="http://schemas.microsoft.com/office/word/2010/wordprocessingDrawing" xmlns:wp="http://schemas.openxmlformats.org/drawingml/2006/wordprocessingDrawing" xmlns:w10="urn:schemas-microsoft-com:office:word" xmlns:w="http://schemas.openxmlformats.org/wordprocessingml/2006/main" xmlns:w14="http://schemas.microsoft.com/office/word/2010/wordml" xmlns:w15="http://schemas.microsoft.com/office/word/2012/wordml" xmlns:w16cei="http://schemas.microsoft.com/office/word/2026/wordml/cei" xmlns:w16cex="http://schemas.microsoft.com/office/word/2018/wordml/cex" xmlns:w16cid="http://schemas.microsoft.com/office/word/2016/wordml/cid" xmlns:w16="http://schemas.microsoft.com/office/word/2018/wordml" xmlns:w16du="http://schemas.microsoft.com/office/word/2023/wordml/word16du" xmlns:w16sdtdh="http://schemas.microsoft.com/office/word/2020/wordml/sdtdatahash" xmlns:w16sdtfl="http://schemas.microsoft.com/office/word/2024/wordml/sdtformatlock" xmlns:w16se="http://schemas.microsoft.com/office/word/2015/wordml/symex" xmlns:wpg="http://schemas.microsoft.com/office/word/2010/wordprocessingGroup" xmlns:wpi="http://schemas.microsoft.com/office/word/2010/wordprocessingInk" xmlns:wne="http://schemas.microsoft.com/office/word/2006/wordml" xmlns:wps="http://schemas.microsoft.com/office/word/2010/wordprocessingShape" mc:Ignorable="w14 w15 w16se w16cid w16 w16cex w16sdtdh w16sdtfl w16du wp14">
   <w:body>
     <w:p>
       <w:pPr>
@@ -30,6 +30,9 @@
       <w:r>
         <w:t>:</w:t>
       </w:r>
+      <w:r>
+        <w:t xml:space="preserve"> Alexcia Franks</w:t>
+      </w:r>
     </w:p>
     <w:p/>
     <w:p>
@@ -40,59 +43,99 @@
         <w:t>Name of the Dog Grooming Business:</w:t>
       </w:r>
     </w:p>
+    <w:p>
+      <w:r>
+        <w:t>Dog Grooming Co</w:t>
+      </w:r>
+      <w:r>
+        <w:t>.</w:t>
+      </w:r>
+    </w:p>
+    <w:p>
+      <w:pPr>
+        <w:pStyle w:val="Heading1"/>
+      </w:pPr>
+      <w:r>
+        <w:t>Ideas for your website</w:t>
+      </w:r>
+    </w:p>
+    <w:p>
+      <w:r>
+        <w:t xml:space="preserve">Determine </w:t>
+      </w:r>
+      <w:r>
+        <w:t>the type of information</w:t>
+      </w:r>
+      <w:r>
+        <w:t xml:space="preserve"> the website will provide</w:t>
+      </w:r>
+      <w:r>
+        <w:t>.</w:t>
+      </w:r>
+    </w:p>
+    <w:p>
+      <w:r>
+        <w:t>Idea 1:</w:t>
+      </w:r>
+      <w:r>
+        <w:t xml:space="preserve"> home page</w:t>
+      </w:r>
+    </w:p>
     <w:p/>
     <w:p>
-      <w:pPr>
-        <w:pStyle w:val="Heading1"/>
-      </w:pPr>
-      <w:r>
-        <w:t>Ideas for your website</w:t>
-      </w:r>
-    </w:p>
-    <w:p>
-      <w:r>
-        <w:t xml:space="preserve">Determine </w:t>
-      </w:r>
-      <w:r>
-        <w:t>the type of information</w:t>
-      </w:r>
-      <w:r>
-        <w:t xml:space="preserve"> the website will provide</w:t>
-      </w:r>
-      <w:r>
-        <w:t>.</w:t>
-      </w:r>
-    </w:p>
-    <w:p>
-      <w:r>
-        <w:t>Idea 1:</w:t>
+      <w:r>
+        <w:t>Idea 2:</w:t>
+      </w:r>
+      <w:r>
+        <w:t xml:space="preserve"> </w:t>
+      </w:r>
+      <w:r>
+        <w:t>servi</w:t>
+      </w:r>
+      <w:r>
+        <w:t>ces and pricing</w:t>
       </w:r>
     </w:p>
     <w:p/>
     <w:p>
       <w:r>
-        <w:t>Idea 2:</w:t>
+        <w:t xml:space="preserve">Idea 3: </w:t>
+      </w:r>
+      <w:r>
+        <w:t>o</w:t>
+      </w:r>
+      <w:r>
+        <w:t>nline booking</w:t>
       </w:r>
     </w:p>
     <w:p/>
     <w:p>
       <w:r>
-        <w:t xml:space="preserve">Idea 3: </w:t>
+        <w:t>Idea 4</w:t>
+      </w:r>
+      <w:r>
+        <w:t>:</w:t>
+      </w:r>
+      <w:r>
+        <w:t xml:space="preserve"> </w:t>
+      </w:r>
+      <w:r>
+        <w:t>g</w:t>
+      </w:r>
+      <w:r>
+        <w:t>allery</w:t>
       </w:r>
     </w:p>
     <w:p/>
     <w:p>
       <w:r>
-        <w:t>Idea 4</w:t>
-      </w:r>
-      <w:r>
-        <w:t>:</w:t>
-      </w:r>
-    </w:p>
-    <w:p/>
-    <w:p>
-      <w:r>
         <w:t>Idea 5:</w:t>
+      </w:r>
+      <w:r>
+        <w:t xml:space="preserve"> co</w:t>
+      </w:r>
+      <w:r>
+        <w:t xml:space="preserve">ntact &amp; about us </w:t>
       </w:r>
     </w:p>
     <w:p>
@@ -229,6 +272,12 @@
             <w:pPr>
               <w:cnfStyle w:val="000000100000" w:firstRow="0" w:lastRow="0" w:firstColumn="0" w:lastColumn="0" w:oddVBand="0" w:evenVBand="0" w:oddHBand="1" w:evenHBand="0" w:firstRowFirstColumn="0" w:firstRowLastColumn="0" w:lastRowFirstColumn="0" w:lastRowLastColumn="0"/>
             </w:pPr>
+            <w:r>
+              <w:t xml:space="preserve">To provide customers with information about the dog grooming business and </w:t>
+            </w:r>
+            <w:r>
+              <w:t xml:space="preserve">make it easy for them to book appointments </w:t>
+            </w:r>
           </w:p>
         </w:tc>
       </w:tr>
@@ -268,6 +317,9 @@
             <w:pPr>
               <w:cnfStyle w:val="000000000000" w:firstRow="0" w:lastRow="0" w:firstColumn="0" w:lastColumn="0" w:oddVBand="0" w:evenVBand="0" w:oddHBand="0" w:evenHBand="0" w:firstRowFirstColumn="0" w:firstRowLastColumn="0" w:lastRowFirstColumn="0" w:lastRowLastColumn="0"/>
             </w:pPr>
+            <w:r>
+              <w:t>Dog owners and pet parents</w:t>
+            </w:r>
           </w:p>
         </w:tc>
       </w:tr>
@@ -308,6 +360,15 @@
             <w:pPr>
               <w:cnfStyle w:val="000000100000" w:firstRow="0" w:lastRow="0" w:firstColumn="0" w:lastColumn="0" w:oddVBand="0" w:evenVBand="0" w:oddHBand="1" w:evenHBand="0" w:firstRowFirstColumn="0" w:firstRowLastColumn="0" w:lastRowFirstColumn="0" w:lastRowLastColumn="0"/>
             </w:pPr>
+            <w:r>
+              <w:t>Photos of freshly groomed dogs</w:t>
+            </w:r>
+            <w:r>
+              <w:t>, dog paw print graphics, a logo representing the grooming business</w:t>
+            </w:r>
+            <w:r>
+              <w:t>, before/after photos, and grooming tool icons</w:t>
+            </w:r>
           </w:p>
         </w:tc>
       </w:tr>
@@ -347,6 +408,21 @@
             <w:pPr>
               <w:cnfStyle w:val="000000000000" w:firstRow="0" w:lastRow="0" w:firstColumn="0" w:lastColumn="0" w:oddVBand="0" w:evenVBand="0" w:oddHBand="0" w:evenHBand="0" w:firstRowFirstColumn="0" w:firstRowLastColumn="0" w:lastRowFirstColumn="0" w:lastRowLastColumn="0"/>
             </w:pPr>
+            <w:r>
+              <w:t>Teal, white</w:t>
+            </w:r>
+            <w:r>
+              <w:t xml:space="preserve"> and brown; using a mixture of these colors provides a clean</w:t>
+            </w:r>
+            <w:r>
+              <w:t xml:space="preserve"> </w:t>
+            </w:r>
+            <w:r>
+              <w:t xml:space="preserve">easy to read design </w:t>
+            </w:r>
+            <w:r>
+              <w:t>dedicated to dogs</w:t>
+            </w:r>
           </w:p>
         </w:tc>
       </w:tr>
@@ -387,6 +463,18 @@
             <w:pPr>
               <w:cnfStyle w:val="000000100000" w:firstRow="0" w:lastRow="0" w:firstColumn="0" w:lastColumn="0" w:oddVBand="0" w:evenVBand="0" w:oddHBand="1" w:evenHBand="0" w:firstRowFirstColumn="0" w:firstRowLastColumn="0" w:lastRowFirstColumn="0" w:lastRowLastColumn="0"/>
             </w:pPr>
+            <w:r>
+              <w:t xml:space="preserve">Make buttons larger and easy to click, </w:t>
+            </w:r>
+            <w:r>
+              <w:t>use</w:t>
+            </w:r>
+            <w:r>
+              <w:t xml:space="preserve"> descriptive </w:t>
+            </w:r>
+            <w:r>
+              <w:t>headings and labels</w:t>
+            </w:r>
           </w:p>
         </w:tc>
       </w:tr>
@@ -426,6 +514,9 @@
             <w:pPr>
               <w:cnfStyle w:val="000000000000" w:firstRow="0" w:lastRow="0" w:firstColumn="0" w:lastColumn="0" w:oddVBand="0" w:evenVBand="0" w:oddHBand="0" w:evenHBand="0" w:firstRowFirstColumn="0" w:firstRowLastColumn="0" w:lastRowFirstColumn="0" w:lastRowLastColumn="0"/>
             </w:pPr>
+            <w:r>
+              <w:t>4-6 weeks</w:t>
+            </w:r>
           </w:p>
         </w:tc>
       </w:tr>
@@ -475,23 +566,63 @@
       <w:r>
         <w:t>the</w:t>
       </w:r>
-      <w:bookmarkStart w:id="0" w:name="_GoBack"/>
-      <w:bookmarkEnd w:id="0"/>
       <w:r>
         <w:t xml:space="preserve"> home page below</w:t>
       </w:r>
       <w:r>
         <w:t>.</w:t>
+      </w:r>
+    </w:p>
+    <w:p>
+      <w:r>
+        <w:rPr>
+          <w:noProof/>
+        </w:rPr>
+        <w:drawing>
+          <wp:inline distT="0" distB="0" distL="0" distR="0" wp14:anchorId="05EB0947" wp14:editId="4A4B8829">
+            <wp:extent cx="3817620" cy="5143500"/>
+            <wp:effectExtent l="0" t="0" r="0" b="0"/>
+            <wp:docPr id="401295708" name="Picture 2"/>
+            <wp:cNvGraphicFramePr>
+              <a:graphicFrameLocks xmlns:a="http://schemas.openxmlformats.org/drawingml/2006/main" noChangeAspect="1"/>
+            </wp:cNvGraphicFramePr>
+            <a:graphic xmlns:a="http://schemas.openxmlformats.org/drawingml/2006/main">
+              <a:graphicData uri="http://schemas.openxmlformats.org/drawingml/2006/picture">
+                <pic:pic xmlns:pic="http://schemas.openxmlformats.org/drawingml/2006/picture">
+                  <pic:nvPicPr>
+                    <pic:cNvPr id="401295708" name="Picture 401295708"/>
+                    <pic:cNvPicPr/>
+                  </pic:nvPicPr>
+                  <pic:blipFill>
+                    <a:blip r:embed="rId4">
+                      <a:extLst>
+                        <a:ext uri="{28A0092B-C50C-407E-A947-70E740481C1C}">
+                          <a14:useLocalDpi xmlns:a14="http://schemas.microsoft.com/office/drawing/2010/main" val="0"/>
+                        </a:ext>
+                      </a:extLst>
+                    </a:blip>
+                    <a:stretch>
+                      <a:fillRect/>
+                    </a:stretch>
+                  </pic:blipFill>
+                  <pic:spPr>
+                    <a:xfrm>
+                      <a:off x="0" y="0"/>
+                      <a:ext cx="3821920" cy="5149294"/>
+                    </a:xfrm>
+                    <a:prstGeom prst="rect">
+                      <a:avLst/>
+                    </a:prstGeom>
+                  </pic:spPr>
+                </pic:pic>
+              </a:graphicData>
+            </a:graphic>
+          </wp:inline>
+        </w:drawing>
       </w:r>
     </w:p>
     <w:p/>
     <w:p/>
-    <w:p/>
-    <w:p>
-      <w:r>
-        <w:br w:type="page"/>
-      </w:r>
-    </w:p>
     <w:p>
       <w:pPr>
         <w:pStyle w:val="Heading1"/>
@@ -513,6 +644,52 @@
       <w:pPr>
         <w:spacing w:line="240" w:lineRule="auto"/>
       </w:pPr>
+      <w:r>
+        <w:rPr>
+          <w:noProof/>
+        </w:rPr>
+        <w:drawing>
+          <wp:inline distT="0" distB="0" distL="0" distR="0" wp14:anchorId="312E85FE" wp14:editId="11740C69">
+            <wp:extent cx="4446623" cy="5905500"/>
+            <wp:effectExtent l="0" t="0" r="0" b="0"/>
+            <wp:docPr id="1471830953" name="Picture 1"/>
+            <wp:cNvGraphicFramePr>
+              <a:graphicFrameLocks xmlns:a="http://schemas.openxmlformats.org/drawingml/2006/main" noChangeAspect="1"/>
+            </wp:cNvGraphicFramePr>
+            <a:graphic xmlns:a="http://schemas.openxmlformats.org/drawingml/2006/main">
+              <a:graphicData uri="http://schemas.openxmlformats.org/drawingml/2006/picture">
+                <pic:pic xmlns:pic="http://schemas.openxmlformats.org/drawingml/2006/picture">
+                  <pic:nvPicPr>
+                    <pic:cNvPr id="1471830953" name="Picture 1471830953"/>
+                    <pic:cNvPicPr/>
+                  </pic:nvPicPr>
+                  <pic:blipFill>
+                    <a:blip r:embed="rId5">
+                      <a:extLst>
+                        <a:ext uri="{28A0092B-C50C-407E-A947-70E740481C1C}">
+                          <a14:useLocalDpi xmlns:a14="http://schemas.microsoft.com/office/drawing/2010/main" val="0"/>
+                        </a:ext>
+                      </a:extLst>
+                    </a:blip>
+                    <a:stretch>
+                      <a:fillRect/>
+                    </a:stretch>
+                  </pic:blipFill>
+                  <pic:spPr>
+                    <a:xfrm>
+                      <a:off x="0" y="0"/>
+                      <a:ext cx="4450111" cy="5910133"/>
+                    </a:xfrm>
+                    <a:prstGeom prst="rect">
+                      <a:avLst/>
+                    </a:prstGeom>
+                  </pic:spPr>
+                </pic:pic>
+              </a:graphicData>
+            </a:graphic>
+          </wp:inline>
+        </w:drawing>
+      </w:r>
     </w:p>
     <w:sectPr>
       <w:pgSz w:w="15840" w:h="12240" w:orient="landscape"/>
@@ -525,7 +702,7 @@
 </file>
 
 <file path=word/styles.xml><?xml version="1.0" encoding="utf-8"?>
-<w:styles xmlns:mc="http://schemas.openxmlformats.org/markup-compatibility/2006" xmlns:r="http://schemas.openxmlformats.org/officeDocument/2006/relationships" xmlns:w="http://schemas.openxmlformats.org/wordprocessingml/2006/main" xmlns:w14="http://schemas.microsoft.com/office/word/2010/wordml" xmlns:w15="http://schemas.microsoft.com/office/word/2012/wordml" xmlns:w16cid="http://schemas.microsoft.com/office/word/2016/wordml/cid" xmlns:w16se="http://schemas.microsoft.com/office/word/2015/wordml/symex" mc:Ignorable="w14 w15 w16se w16cid">
+<w:styles xmlns:mc="http://schemas.openxmlformats.org/markup-compatibility/2006" xmlns:r="http://schemas.openxmlformats.org/officeDocument/2006/relationships" xmlns:w="http://schemas.openxmlformats.org/wordprocessingml/2006/main" xmlns:w14="http://schemas.microsoft.com/office/word/2010/wordml" xmlns:w15="http://schemas.microsoft.com/office/word/2012/wordml" xmlns:w16cex="http://schemas.microsoft.com/office/word/2018/wordml/cex" xmlns:w16cid="http://schemas.microsoft.com/office/word/2016/wordml/cid" xmlns:w16="http://schemas.microsoft.com/office/word/2018/wordml" xmlns:w16du="http://schemas.microsoft.com/office/word/2023/wordml/word16du" xmlns:w16sdtdh="http://schemas.microsoft.com/office/word/2020/wordml/sdtdatahash" xmlns:w16sdtfl="http://schemas.microsoft.com/office/word/2024/wordml/sdtformatlock" xmlns:w16se="http://schemas.microsoft.com/office/word/2015/wordml/symex" mc:Ignorable="w14 w15 w16se w16cid w16 w16cex w16sdtdh w16sdtfl w16du">
   <w:docDefaults>
     <w:rPrDefault>
       <w:rPr>
@@ -541,7 +718,7 @@
       </w:pPr>
     </w:pPrDefault>
   </w:docDefaults>
-  <w:latentStyles w:defLockedState="0" w:defUIPriority="99" w:defSemiHidden="0" w:defUnhideWhenUsed="0" w:defQFormat="0" w:count="375">
+  <w:latentStyles w:defLockedState="0" w:defUIPriority="99" w:defSemiHidden="0" w:defUnhideWhenUsed="0" w:defQFormat="0" w:count="376">
     <w:lsdException w:name="Normal" w:uiPriority="0" w:qFormat="1"/>
     <w:lsdException w:name="heading 1" w:uiPriority="9" w:qFormat="1"/>
     <w:lsdException w:name="heading 2" w:semiHidden="1" w:uiPriority="9" w:unhideWhenUsed="1" w:qFormat="1"/>
@@ -917,6 +1094,7 @@
     <w:lsdException w:name="Smart Hyperlink" w:semiHidden="1" w:unhideWhenUsed="1"/>
     <w:lsdException w:name="Hashtag" w:semiHidden="1" w:unhideWhenUsed="1"/>
     <w:lsdException w:name="Unresolved Mention" w:semiHidden="1" w:unhideWhenUsed="1"/>
+    <w:lsdException w:name="Smart Link" w:semiHidden="1" w:unhideWhenUsed="1"/>
   </w:latentStyles>
   <w:style w:type="paragraph" w:default="1" w:styleId="Normal">
     <w:name w:val="Normal"/>
